--- a/EEADemoSimple/GEECC CS Instructions - Sphero Bolts.docx
+++ b/EEADemoSimple/GEECC CS Instructions - Sphero Bolts.docx
@@ -146,6 +146,49 @@
     <w:p>
       <w:pPr>
         <w:pStyle w:val="ListParagraph"/>
+        <w:jc w:val="center"/>
+      </w:pPr>
+      <w:r>
+        <w:drawing>
+          <wp:inline distT="0" distB="0" distL="0" distR="0" wp14:anchorId="3460962B" wp14:editId="601D6ABD">
+            <wp:extent cx="5757416" cy="5530850"/>
+            <wp:effectExtent l="0" t="0" r="0" b="0"/>
+            <wp:docPr id="506785508" name="Picture 1"/>
+            <wp:cNvGraphicFramePr>
+              <a:graphicFrameLocks xmlns:a="http://schemas.openxmlformats.org/drawingml/2006/main" noChangeAspect="1"/>
+            </wp:cNvGraphicFramePr>
+            <a:graphic xmlns:a="http://schemas.openxmlformats.org/drawingml/2006/main">
+              <a:graphicData uri="http://schemas.openxmlformats.org/drawingml/2006/picture">
+                <pic:pic xmlns:pic="http://schemas.openxmlformats.org/drawingml/2006/picture">
+                  <pic:nvPicPr>
+                    <pic:cNvPr id="506785508" name=""/>
+                    <pic:cNvPicPr/>
+                  </pic:nvPicPr>
+                  <pic:blipFill>
+                    <a:blip r:embed="rId8"/>
+                    <a:stretch>
+                      <a:fillRect/>
+                    </a:stretch>
+                  </pic:blipFill>
+                  <pic:spPr>
+                    <a:xfrm>
+                      <a:off x="0" y="0"/>
+                      <a:ext cx="5794254" cy="5566239"/>
+                    </a:xfrm>
+                    <a:prstGeom prst="rect">
+                      <a:avLst/>
+                    </a:prstGeom>
+                  </pic:spPr>
+                </pic:pic>
+              </a:graphicData>
+            </a:graphic>
+          </wp:inline>
+        </w:drawing>
+      </w:r>
+    </w:p>
+    <w:p>
+      <w:pPr>
+        <w:pStyle w:val="ListParagraph"/>
         <w:numPr>
           <w:ilvl w:val="0"/>
           <w:numId w:val="2"/>
@@ -200,6 +243,7 @@
         </w:numPr>
       </w:pPr>
       <w:r>
+        <w:lastRenderedPageBreak/>
         <w:t>Open the Sphero EDU app, then click the top right icon.  We need to connect to our Bolt to be able to program it.</w:t>
       </w:r>
     </w:p>
@@ -228,7 +272,7 @@
                     <pic:cNvPicPr/>
                   </pic:nvPicPr>
                   <pic:blipFill>
-                    <a:blip r:embed="rId8"/>
+                    <a:blip r:embed="rId9"/>
                     <a:stretch>
                       <a:fillRect/>
                     </a:stretch>
@@ -286,7 +330,7 @@
                     <pic:cNvPicPr/>
                   </pic:nvPicPr>
                   <pic:blipFill rotWithShape="1">
-                    <a:blip r:embed="rId9"/>
+                    <a:blip r:embed="rId10"/>
                     <a:srcRect r="10251"/>
                     <a:stretch>
                       <a:fillRect/>
@@ -353,7 +397,7 @@
                     <pic:cNvPicPr/>
                   </pic:nvPicPr>
                   <pic:blipFill>
-                    <a:blip r:embed="rId10"/>
+                    <a:blip r:embed="rId11"/>
                     <a:stretch>
                       <a:fillRect/>
                     </a:stretch>
@@ -396,7 +440,7 @@
                     <pic:cNvPicPr/>
                   </pic:nvPicPr>
                   <pic:blipFill>
-                    <a:blip r:embed="rId11"/>
+                    <a:blip r:embed="rId12"/>
                     <a:stretch>
                       <a:fillRect/>
                     </a:stretch>
@@ -456,11 +500,7 @@
         </w:numPr>
       </w:pPr>
       <w:r>
-        <w:lastRenderedPageBreak/>
-        <w:t>Change the color using the top circle in the app</w:t>
-      </w:r>
-      <w:r>
-        <w:t xml:space="preserve"> so you can easily identify your robot.</w:t>
+        <w:t>Change the color using the top circle in the app so you can easily identify your robot.</w:t>
       </w:r>
     </w:p>
     <w:p>
@@ -484,11 +524,6 @@
     <w:p>
       <w:pPr>
         <w:pStyle w:val="ListParagraph"/>
-      </w:pPr>
-    </w:p>
-    <w:p>
-      <w:pPr>
-        <w:pStyle w:val="ListParagraph"/>
         <w:numPr>
           <w:ilvl w:val="0"/>
           <w:numId w:val="2"/>
@@ -507,13 +542,7 @@
         <w:t>driving the robot.</w:t>
       </w:r>
       <w:r>
-        <w:t xml:space="preserve"> </w:t>
-      </w:r>
-      <w:r>
-        <w:t>What are some challenges? Does the driving behave the way you would expect?</w:t>
-      </w:r>
-      <w:r>
-        <w:t xml:space="preserve"> Is it easy to get used to the controls?</w:t>
+        <w:t xml:space="preserve"> What are some challenges? Does the driving behave the way you would expect? Is it easy to get used to the controls?</w:t>
       </w:r>
     </w:p>
     <w:p>
@@ -558,51 +587,27 @@
     <w:p>
       <w:pPr>
         <w:pStyle w:val="Heading1"/>
-        <w:rPr>
-          <w:highlight w:val="yellow"/>
-        </w:rPr>
-      </w:pPr>
-      <w:r>
-        <w:rPr>
-          <w:highlight w:val="yellow"/>
-        </w:rPr>
+      </w:pPr>
+      <w:r>
         <w:lastRenderedPageBreak/>
         <w:t xml:space="preserve">Sphero Bolt </w:t>
       </w:r>
       <w:r>
-        <w:rPr>
-          <w:highlight w:val="yellow"/>
-        </w:rPr>
         <w:t xml:space="preserve">Simple </w:t>
       </w:r>
       <w:r>
-        <w:rPr>
-          <w:highlight w:val="yellow"/>
-        </w:rPr>
         <w:t xml:space="preserve">Block </w:t>
       </w:r>
       <w:r>
-        <w:rPr>
-          <w:highlight w:val="yellow"/>
-        </w:rPr>
         <w:t>Programming</w:t>
       </w:r>
       <w:r>
-        <w:rPr>
-          <w:highlight w:val="yellow"/>
-        </w:rPr>
         <w:t xml:space="preserve"> (mi</w:t>
       </w:r>
       <w:r>
-        <w:rPr>
-          <w:highlight w:val="yellow"/>
-        </w:rPr>
         <w:t>d</w:t>
       </w:r>
       <w:r>
-        <w:rPr>
-          <w:highlight w:val="yellow"/>
-        </w:rPr>
         <w:t>-morning activity)</w:t>
       </w:r>
     </w:p>
@@ -613,76 +618,144 @@
           <w:ilvl w:val="0"/>
           <w:numId w:val="2"/>
         </w:numPr>
-        <w:rPr>
-          <w:highlight w:val="yellow"/>
-        </w:rPr>
-      </w:pPr>
-      <w:r>
-        <w:rPr>
-          <w:highlight w:val="yellow"/>
-        </w:rPr>
+      </w:pPr>
+      <w:r>
         <w:t>In the Sphero EDU app, c</w:t>
       </w:r>
       <w:r>
-        <w:rPr>
-          <w:highlight w:val="yellow"/>
-        </w:rPr>
         <w:t>lick on Create Program</w:t>
       </w:r>
       <w:r>
-        <w:rPr>
-          <w:highlight w:val="yellow"/>
-        </w:rPr>
         <w:t xml:space="preserve">. Take the offered tour, it will help you get oriented with </w:t>
       </w:r>
       <w:r>
-        <w:rPr>
-          <w:highlight w:val="yellow"/>
-        </w:rPr>
         <w:t>basic</w:t>
       </w:r>
       <w:r>
-        <w:rPr>
-          <w:highlight w:val="yellow"/>
-        </w:rPr>
         <w:t xml:space="preserve"> block programming.</w:t>
       </w:r>
       <w:r>
-        <w:rPr>
-          <w:highlight w:val="yellow"/>
-        </w:rPr>
         <w:t xml:space="preserve"> </w:t>
       </w:r>
       <w:r>
-        <w:rPr>
-          <w:highlight w:val="yellow"/>
-        </w:rPr>
         <w:t>G</w:t>
       </w:r>
       <w:r>
-        <w:rPr>
-          <w:highlight w:val="yellow"/>
-        </w:rPr>
         <w:t>ive your program a name.</w:t>
       </w:r>
     </w:p>
     <w:p>
       <w:pPr>
         <w:pStyle w:val="ListParagraph"/>
+        <w:jc w:val="center"/>
+      </w:pPr>
+      <w:r>
+        <w:drawing>
+          <wp:inline distT="0" distB="0" distL="0" distR="0" wp14:anchorId="403C31D7" wp14:editId="3F529805">
+            <wp:extent cx="3492500" cy="3669236"/>
+            <wp:effectExtent l="0" t="0" r="0" b="7620"/>
+            <wp:docPr id="1361673946" name="Picture 1"/>
+            <wp:cNvGraphicFramePr>
+              <a:graphicFrameLocks xmlns:a="http://schemas.openxmlformats.org/drawingml/2006/main" noChangeAspect="1"/>
+            </wp:cNvGraphicFramePr>
+            <a:graphic xmlns:a="http://schemas.openxmlformats.org/drawingml/2006/main">
+              <a:graphicData uri="http://schemas.openxmlformats.org/drawingml/2006/picture">
+                <pic:pic xmlns:pic="http://schemas.openxmlformats.org/drawingml/2006/picture">
+                  <pic:nvPicPr>
+                    <pic:cNvPr id="1361673946" name=""/>
+                    <pic:cNvPicPr/>
+                  </pic:nvPicPr>
+                  <pic:blipFill rotWithShape="1">
+                    <a:blip r:embed="rId13"/>
+                    <a:srcRect b="45069"/>
+                    <a:stretch>
+                      <a:fillRect/>
+                    </a:stretch>
+                  </pic:blipFill>
+                  <pic:spPr bwMode="auto">
+                    <a:xfrm>
+                      <a:off x="0" y="0"/>
+                      <a:ext cx="3500909" cy="3678070"/>
+                    </a:xfrm>
+                    <a:prstGeom prst="rect">
+                      <a:avLst/>
+                    </a:prstGeom>
+                    <a:ln>
+                      <a:noFill/>
+                    </a:ln>
+                    <a:extLst>
+                      <a:ext uri="{53640926-AAD7-44D8-BBD7-CCE9431645EC}">
+                        <a14:shadowObscured xmlns:a14="http://schemas.microsoft.com/office/drawing/2010/main"/>
+                      </a:ext>
+                    </a:extLst>
+                  </pic:spPr>
+                </pic:pic>
+              </a:graphicData>
+            </a:graphic>
+          </wp:inline>
+        </w:drawing>
+      </w:r>
+    </w:p>
+    <w:p>
+      <w:pPr>
+        <w:pStyle w:val="ListParagraph"/>
         <w:numPr>
           <w:ilvl w:val="0"/>
           <w:numId w:val="2"/>
         </w:numPr>
-        <w:rPr>
-          <w:highlight w:val="yellow"/>
-        </w:rPr>
-      </w:pPr>
-      <w:r>
-        <w:rPr>
-          <w:highlight w:val="yellow"/>
-        </w:rPr>
+      </w:pPr>
+      <w:r>
         <w:t>Place the Bolt on the floor (outside the classroom may be easier). You can use the Aim button next to Start to make sure you are connected to the correct Bolt.</w:t>
       </w:r>
+      <w:r>
+        <w:t xml:space="preserve"> </w:t>
+      </w:r>
+      <w:r>
+        <w:t>Click the light icon to change the color of your LED to something different than the default. This will help you identify your robot.</w:t>
+      </w:r>
+    </w:p>
+    <w:p>
+      <w:pPr>
+        <w:pStyle w:val="ListParagraph"/>
+        <w:jc w:val="center"/>
+      </w:pPr>
+      <w:r>
+        <w:drawing>
+          <wp:inline distT="0" distB="0" distL="0" distR="0" wp14:anchorId="7268A3AB" wp14:editId="335BD9A6">
+            <wp:extent cx="5152893" cy="1828800"/>
+            <wp:effectExtent l="0" t="0" r="0" b="0"/>
+            <wp:docPr id="73451838" name="Picture 1"/>
+            <wp:cNvGraphicFramePr>
+              <a:graphicFrameLocks xmlns:a="http://schemas.openxmlformats.org/drawingml/2006/main" noChangeAspect="1"/>
+            </wp:cNvGraphicFramePr>
+            <a:graphic xmlns:a="http://schemas.openxmlformats.org/drawingml/2006/main">
+              <a:graphicData uri="http://schemas.openxmlformats.org/drawingml/2006/picture">
+                <pic:pic xmlns:pic="http://schemas.openxmlformats.org/drawingml/2006/picture">
+                  <pic:nvPicPr>
+                    <pic:cNvPr id="73451838" name=""/>
+                    <pic:cNvPicPr/>
+                  </pic:nvPicPr>
+                  <pic:blipFill>
+                    <a:blip r:embed="rId14"/>
+                    <a:stretch>
+                      <a:fillRect/>
+                    </a:stretch>
+                  </pic:blipFill>
+                  <pic:spPr>
+                    <a:xfrm>
+                      <a:off x="0" y="0"/>
+                      <a:ext cx="5167960" cy="1834148"/>
+                    </a:xfrm>
+                    <a:prstGeom prst="rect">
+                      <a:avLst/>
+                    </a:prstGeom>
+                  </pic:spPr>
+                </pic:pic>
+              </a:graphicData>
+            </a:graphic>
+          </wp:inline>
+        </w:drawing>
+      </w:r>
     </w:p>
     <w:p>
       <w:pPr>
@@ -691,15 +764,45 @@
           <w:ilvl w:val="0"/>
           <w:numId w:val="2"/>
         </w:numPr>
-        <w:rPr>
-          <w:highlight w:val="yellow"/>
-        </w:rPr>
-      </w:pPr>
-      <w:r>
-        <w:rPr>
-          <w:highlight w:val="yellow"/>
-        </w:rPr>
-        <w:t>Click the light icon to change the color of your LED to something different than the default. This will help you identify your robot.</w:t>
+      </w:pPr>
+      <w:r>
+        <w:t xml:space="preserve">Start experimenting with </w:t>
+      </w:r>
+      <w:r>
+        <w:t>different</w:t>
+      </w:r>
+      <w:r>
+        <w:t xml:space="preserve"> code </w:t>
+      </w:r>
+      <w:r>
+        <w:t xml:space="preserve">blocks </w:t>
+      </w:r>
+      <w:r>
+        <w:t xml:space="preserve">to </w:t>
+      </w:r>
+      <w:r>
+        <w:t xml:space="preserve">try to </w:t>
+      </w:r>
+      <w:r>
+        <w:t xml:space="preserve">navigate the </w:t>
+      </w:r>
+      <w:r>
+        <w:t>robot around without human intervention</w:t>
+      </w:r>
+      <w:r>
+        <w:t xml:space="preserve">. </w:t>
+      </w:r>
+      <w:r>
+        <w:t xml:space="preserve">Tap and drag blocks onto the “on start program” block to start. </w:t>
+      </w:r>
+      <w:r>
+        <w:t>Play around with the code until your robot can navigate the course. Tap on any numerical values to change them or drag new code actions from the bottom bar</w:t>
+      </w:r>
+      <w:r>
+        <w:t xml:space="preserve"> based on category</w:t>
+      </w:r>
+      <w:r>
+        <w:t>.</w:t>
       </w:r>
     </w:p>
     <w:p>
@@ -709,93 +812,12 @@
           <w:ilvl w:val="0"/>
           <w:numId w:val="2"/>
         </w:numPr>
-        <w:rPr>
-          <w:highlight w:val="yellow"/>
-        </w:rPr>
-      </w:pPr>
-      <w:r>
-        <w:rPr>
-          <w:highlight w:val="yellow"/>
-        </w:rPr>
-        <w:t xml:space="preserve">Start experimenting with </w:t>
-      </w:r>
-      <w:r>
-        <w:rPr>
-          <w:highlight w:val="yellow"/>
-        </w:rPr>
-        <w:t>different</w:t>
-      </w:r>
-      <w:r>
-        <w:rPr>
-          <w:highlight w:val="yellow"/>
-        </w:rPr>
-        <w:t xml:space="preserve"> code </w:t>
-      </w:r>
-      <w:r>
-        <w:rPr>
-          <w:highlight w:val="yellow"/>
-        </w:rPr>
-        <w:t xml:space="preserve">blocks </w:t>
-      </w:r>
-      <w:r>
-        <w:rPr>
-          <w:highlight w:val="yellow"/>
-        </w:rPr>
-        <w:t xml:space="preserve">to </w:t>
-      </w:r>
-      <w:r>
-        <w:rPr>
-          <w:highlight w:val="yellow"/>
-        </w:rPr>
-        <w:t xml:space="preserve">try to </w:t>
-      </w:r>
-      <w:r>
-        <w:rPr>
-          <w:highlight w:val="yellow"/>
-        </w:rPr>
-        <w:t xml:space="preserve">navigate the </w:t>
-      </w:r>
-      <w:r>
-        <w:rPr>
-          <w:highlight w:val="yellow"/>
-        </w:rPr>
-        <w:t>robot around without human intervention</w:t>
-      </w:r>
-      <w:r>
-        <w:rPr>
-          <w:highlight w:val="yellow"/>
-        </w:rPr>
-        <w:t>.  Play around with the code until your robot can navigate the course. Tap on any numerical values to change them or drag new code actions from the bottom bar</w:t>
-      </w:r>
-      <w:r>
-        <w:rPr>
-          <w:highlight w:val="yellow"/>
-        </w:rPr>
-        <w:t xml:space="preserve"> based on category</w:t>
-      </w:r>
-      <w:r>
-        <w:rPr>
-          <w:highlight w:val="yellow"/>
-        </w:rPr>
-        <w:t>.</w:t>
-      </w:r>
-    </w:p>
-    <w:p>
-      <w:pPr>
-        <w:pStyle w:val="ListParagraph"/>
-        <w:numPr>
-          <w:ilvl w:val="0"/>
-          <w:numId w:val="2"/>
-        </w:numPr>
-        <w:rPr>
-          <w:highlight w:val="yellow"/>
-        </w:rPr>
-      </w:pPr>
-      <w:r>
-        <w:rPr>
-          <w:highlight w:val="yellow"/>
-        </w:rPr>
-        <w:t xml:space="preserve">Hit Start at the top to start executing code, Stop to stop the code executing. </w:t>
+      </w:pPr>
+      <w:r>
+        <w:t>Tap</w:t>
+      </w:r>
+      <w:r>
+        <w:t xml:space="preserve"> Start at the top to start executing code, Stop to stop the code executing. </w:t>
       </w:r>
       <w:r>
         <w:br w:type="page"/>
@@ -875,7 +897,7 @@
       <w:r>
         <w:t xml:space="preserve">Navigate to </w:t>
       </w:r>
-      <w:hyperlink r:id="rId12" w:history="1">
+      <w:hyperlink r:id="rId15" w:history="1">
         <w:r>
           <w:rPr>
             <w:rStyle w:val="Hyperlink"/>
@@ -930,7 +952,7 @@
                     <pic:cNvPicPr/>
                   </pic:nvPicPr>
                   <pic:blipFill>
-                    <a:blip r:embed="rId13"/>
+                    <a:blip r:embed="rId16"/>
                     <a:stretch>
                       <a:fillRect/>
                     </a:stretch>
@@ -995,7 +1017,7 @@
                     <pic:cNvPicPr/>
                   </pic:nvPicPr>
                   <pic:blipFill>
-                    <a:blip r:embed="rId14"/>
+                    <a:blip r:embed="rId17"/>
                     <a:stretch>
                       <a:fillRect/>
                     </a:stretch>
@@ -1074,7 +1096,7 @@
                     <pic:cNvPicPr/>
                   </pic:nvPicPr>
                   <pic:blipFill>
-                    <a:blip r:embed="rId15"/>
+                    <a:blip r:embed="rId18"/>
                     <a:stretch>
                       <a:fillRect/>
                     </a:stretch>
@@ -1138,7 +1160,7 @@
                     <pic:cNvPicPr/>
                   </pic:nvPicPr>
                   <pic:blipFill rotWithShape="1">
-                    <a:blip r:embed="rId16"/>
+                    <a:blip r:embed="rId19"/>
                     <a:srcRect t="2632" b="2384"/>
                     <a:stretch>
                       <a:fillRect/>
@@ -1222,7 +1244,7 @@
                     <pic:cNvPicPr/>
                   </pic:nvPicPr>
                   <pic:blipFill>
-                    <a:blip r:embed="rId17"/>
+                    <a:blip r:embed="rId20"/>
                     <a:stretch>
                       <a:fillRect/>
                     </a:stretch>
@@ -1280,7 +1302,7 @@
                     <pic:cNvPicPr/>
                   </pic:nvPicPr>
                   <pic:blipFill rotWithShape="1">
-                    <a:blip r:embed="rId18"/>
+                    <a:blip r:embed="rId21"/>
                     <a:srcRect t="18449" b="17432"/>
                     <a:stretch>
                       <a:fillRect/>
@@ -1353,7 +1375,7 @@
                     <pic:cNvPicPr/>
                   </pic:nvPicPr>
                   <pic:blipFill>
-                    <a:blip r:embed="rId19"/>
+                    <a:blip r:embed="rId22"/>
                     <a:stretch>
                       <a:fillRect/>
                     </a:stretch>
@@ -1432,7 +1454,7 @@
                     <pic:cNvPicPr/>
                   </pic:nvPicPr>
                   <pic:blipFill>
-                    <a:blip r:embed="rId20"/>
+                    <a:blip r:embed="rId23"/>
                     <a:stretch>
                       <a:fillRect/>
                     </a:stretch>
@@ -1475,7 +1497,7 @@
                     <pic:cNvPicPr/>
                   </pic:nvPicPr>
                   <pic:blipFill>
-                    <a:blip r:embed="rId21"/>
+                    <a:blip r:embed="rId24"/>
                     <a:stretch>
                       <a:fillRect/>
                     </a:stretch>
@@ -1533,7 +1555,7 @@
                     <pic:cNvPicPr/>
                   </pic:nvPicPr>
                   <pic:blipFill>
-                    <a:blip r:embed="rId22"/>
+                    <a:blip r:embed="rId25"/>
                     <a:stretch>
                       <a:fillRect/>
                     </a:stretch>
@@ -1565,7 +1587,7 @@
       <w:r>
         <w:t xml:space="preserve">Navigate to </w:t>
       </w:r>
-      <w:hyperlink r:id="rId23" w:history="1">
+      <w:hyperlink r:id="rId26" w:history="1">
         <w:r>
           <w:rPr>
             <w:rStyle w:val="Hyperlink"/>
@@ -1582,6 +1604,9 @@
         <w:pStyle w:val="ListParagraph"/>
       </w:pPr>
       <w:r>
+        <w:rPr>
+          <w:noProof/>
+        </w:rPr>
         <w:drawing>
           <wp:inline distT="0" distB="0" distL="0" distR="0" wp14:anchorId="1C42854C" wp14:editId="2F4D2DD2">
             <wp:extent cx="6413500" cy="366401"/>
@@ -1598,7 +1623,7 @@
                     <pic:cNvPicPr/>
                   </pic:nvPicPr>
                   <pic:blipFill>
-                    <a:blip r:embed="rId24"/>
+                    <a:blip r:embed="rId27"/>
                     <a:stretch>
                       <a:fillRect/>
                     </a:stretch>
@@ -1677,19 +1702,7 @@
       </w:pPr>
       <w:r>
         <w:lastRenderedPageBreak/>
-        <w:t xml:space="preserve">Sphero Bolt </w:t>
-      </w:r>
-      <w:r>
-        <w:t xml:space="preserve">Advanced </w:t>
-      </w:r>
-      <w:r>
-        <w:t>Programming (</w:t>
-      </w:r>
-      <w:r>
-        <w:t>afternoon</w:t>
-      </w:r>
-      <w:r>
-        <w:t xml:space="preserve"> activity)</w:t>
+        <w:t>Sphero Bolt Advanced Programming (afternoon activity)</w:t>
       </w:r>
     </w:p>
     <w:p>
@@ -1715,7 +1728,7 @@
       <w:r>
         <w:t xml:space="preserve">Navigate to </w:t>
       </w:r>
-      <w:hyperlink r:id="rId25" w:history="1">
+      <w:hyperlink r:id="rId28" w:history="1">
         <w:r>
           <w:rPr>
             <w:rStyle w:val="Hyperlink"/>
@@ -1763,7 +1776,7 @@
                     <pic:cNvPicPr/>
                   </pic:nvPicPr>
                   <pic:blipFill>
-                    <a:blip r:embed="rId17"/>
+                    <a:blip r:embed="rId20"/>
                     <a:stretch>
                       <a:fillRect/>
                     </a:stretch>
@@ -1839,7 +1852,7 @@
                     <pic:cNvPicPr/>
                   </pic:nvPicPr>
                   <pic:blipFill>
-                    <a:blip r:embed="rId26"/>
+                    <a:blip r:embed="rId29"/>
                     <a:stretch>
                       <a:fillRect/>
                     </a:stretch>
@@ -1890,7 +1903,7 @@
         <w:lastRenderedPageBreak/>
         <w:t xml:space="preserve">If you closed the website, reopen the </w:t>
       </w:r>
-      <w:hyperlink r:id="rId27" w:history="1">
+      <w:hyperlink r:id="rId30" w:history="1">
         <w:r>
           <w:rPr>
             <w:rStyle w:val="Hyperlink"/>
@@ -1959,6 +1972,9 @@
         <w:jc w:val="center"/>
       </w:pPr>
       <w:r>
+        <w:rPr>
+          <w:noProof/>
+        </w:rPr>
         <w:drawing>
           <wp:inline distT="0" distB="0" distL="0" distR="0" wp14:anchorId="35D68CCC" wp14:editId="6695DC67">
             <wp:extent cx="3917950" cy="1949065"/>
@@ -1975,7 +1991,7 @@
                     <pic:cNvPicPr/>
                   </pic:nvPicPr>
                   <pic:blipFill>
-                    <a:blip r:embed="rId28"/>
+                    <a:blip r:embed="rId31"/>
                     <a:stretch>
                       <a:fillRect/>
                     </a:stretch>
@@ -2069,7 +2085,7 @@
       </w:r>
     </w:p>
     <w:sectPr>
-      <w:footerReference w:type="default" r:id="rId29"/>
+      <w:footerReference w:type="default" r:id="rId32"/>
       <w:pgSz w:w="12240" w:h="15840"/>
       <w:pgMar w:top="720" w:right="720" w:bottom="720" w:left="720" w:header="720" w:footer="720" w:gutter="0"/>
       <w:cols w:space="720"/>
